--- a/Knowledge/3-Work knowledge/1-Software Engineering/2-Testing/5-My Source/1-ISTQB Foundation Level/9-Tool Support for Testing/2-Common Types of Test Automation Frameworks/3-Modular Testing Framework.docx
+++ b/Knowledge/3-Work knowledge/1-Software Engineering/2-Testing/5-My Source/1-ISTQB Foundation Level/9-Tool Support for Testing/2-Common Types of Test Automation Frameworks/3-Modular Testing Framework.docx
@@ -36,51 +36,77 @@
       </w:pPr>
       <w:r>
         <w:rPr>
-          <w:b/>
-          <w:shd w:val="clear" w:color="auto" w:fill="B7B7B7"/>
-        </w:rPr>
-        <w:t># Source</w:t>
-      </w:r>
-      <w:r>
-        <w:rPr>
-          <w:shd w:val="clear" w:color="auto" w:fill="B7B7B7"/>
-        </w:rPr>
-        <w:t xml:space="preserve">: </w:t>
-      </w:r>
-      <w:r>
-        <w:rPr>
-          <w:b/>
-          <w:shd w:val="clear" w:color="auto" w:fill="B7B7B7"/>
-        </w:rPr>
-        <w:t xml:space="preserve">Chatgpt </w:t>
-      </w:r>
-      <w:r>
-        <w:rPr>
-          <w:b/>
-          <w:sz w:val="14"/>
-          <w:szCs w:val="14"/>
-          <w:shd w:val="clear" w:color="auto" w:fill="B7B7B7"/>
-        </w:rPr>
-        <w:t>(GPT</w:t>
-      </w:r>
-      <w:r>
-        <w:rPr>
-          <w:rFonts w:ascii="Cambria Math" w:hAnsi="Cambria Math" w:cs="Cambria Math"/>
-          <w:b/>
-          <w:sz w:val="14"/>
-          <w:szCs w:val="14"/>
-          <w:shd w:val="clear" w:color="auto" w:fill="B7B7B7"/>
+          <w:rFonts w:ascii="Arial" w:eastAsia="Arial" w:hAnsi="Arial" w:cs="Arial"/>
+          <w:b/>
+          <w:color w:val="000000"/>
+          <w:sz w:val="18"/>
+          <w:highlight w:val="lightGray"/>
+        </w:rPr>
+        <w:t># Source: AI Source: Provided by: [Data Path</w:t>
+      </w:r>
+      <w:r>
+        <w:rPr>
+          <w:rFonts w:ascii="Arial" w:eastAsia="Arial" w:hAnsi="Arial" w:cs="Arial"/>
+          <w:color w:val="000000"/>
+          <w:sz w:val="18"/>
+          <w:highlight w:val="lightGray"/>
+        </w:rPr>
+        <w:t xml:space="preserve">: Persons Table -&gt; ID Column: 1, Name_En Column: Motasem Essam] -&gt; </w:t>
+      </w:r>
+      <w:r>
+        <w:rPr>
+          <w:rFonts w:ascii="Arial" w:eastAsia="Arial" w:hAnsi="Arial" w:cs="Arial"/>
+          <w:b/>
+          <w:color w:val="000000"/>
+          <w:sz w:val="18"/>
+          <w:highlight w:val="lightGray"/>
+        </w:rPr>
+        <w:t>From:</w:t>
+      </w:r>
+      <w:r>
+        <w:rPr>
+          <w:rFonts w:ascii="Arial" w:eastAsia="Arial" w:hAnsi="Arial" w:cs="Arial"/>
+          <w:color w:val="000000"/>
+          <w:sz w:val="18"/>
+          <w:highlight w:val="lightGray"/>
+        </w:rPr>
+        <w:t xml:space="preserve"> [Chatgpt (GPT</w:t>
+      </w:r>
+      <w:r>
+        <w:rPr>
+          <w:rFonts w:ascii="Arial" w:eastAsia="Arial" w:hAnsi="Arial" w:cs="Cambria Math"/>
+          <w:color w:val="000000"/>
+          <w:sz w:val="18"/>
+          <w:highlight w:val="lightGray"/>
         </w:rPr>
         <w:t>‑</w:t>
       </w:r>
       <w:r>
         <w:rPr>
-          <w:b/>
-          <w:sz w:val="14"/>
-          <w:szCs w:val="14"/>
-          <w:shd w:val="clear" w:color="auto" w:fill="B7B7B7"/>
-        </w:rPr>
-        <w:t>5 Mini) at [8/19/2025]</w:t>
+          <w:rFonts w:ascii="Arial" w:eastAsia="Arial" w:hAnsi="Arial" w:cs="Arial"/>
+          <w:color w:val="000000"/>
+          <w:sz w:val="18"/>
+          <w:highlight w:val="lightGray"/>
+        </w:rPr>
+        <w:t xml:space="preserve">5 Mini)] </w:t>
+      </w:r>
+      <w:r>
+        <w:rPr>
+          <w:rFonts w:ascii="Arial" w:eastAsia="Arial" w:hAnsi="Arial" w:cs="Arial"/>
+          <w:b/>
+          <w:color w:val="000000"/>
+          <w:sz w:val="18"/>
+          <w:highlight w:val="lightGray"/>
+        </w:rPr>
+        <w:t>on</w:t>
+      </w:r>
+      <w:r>
+        <w:rPr>
+          <w:rFonts w:ascii="Arial" w:eastAsia="Arial" w:hAnsi="Arial"/>
+          <w:sz w:val="18"/>
+          <w:highlight w:val="lightGray"/>
+        </w:rPr>
+        <w:t xml:space="preserve"> [8/19/2025]</w:t>
       </w:r>
     </w:p>
     <w:p>
@@ -185,7 +211,7 @@
     </w:p>
     <w:p>
       <w:r>
-        <w:pict w14:anchorId="28FF7323">
+        <w:pict w14:anchorId="3D45DAE4">
           <v:rect id="_x0000_i1025" style="width:0;height:1.5pt" o:hralign="center" o:hrstd="t" o:hr="t" fillcolor="#a0a0a0" stroked="f"/>
         </w:pict>
       </w:r>
@@ -209,51 +235,77 @@
       </w:pPr>
       <w:r>
         <w:rPr>
-          <w:b/>
-          <w:shd w:val="clear" w:color="auto" w:fill="B7B7B7"/>
-        </w:rPr>
-        <w:t># Source</w:t>
-      </w:r>
-      <w:r>
-        <w:rPr>
-          <w:shd w:val="clear" w:color="auto" w:fill="B7B7B7"/>
-        </w:rPr>
-        <w:t xml:space="preserve">: </w:t>
-      </w:r>
-      <w:r>
-        <w:rPr>
-          <w:b/>
-          <w:shd w:val="clear" w:color="auto" w:fill="B7B7B7"/>
-        </w:rPr>
-        <w:t xml:space="preserve">Chatgpt </w:t>
-      </w:r>
-      <w:r>
-        <w:rPr>
-          <w:b/>
-          <w:sz w:val="14"/>
-          <w:szCs w:val="14"/>
-          <w:shd w:val="clear" w:color="auto" w:fill="B7B7B7"/>
-        </w:rPr>
-        <w:t>(GPT</w:t>
-      </w:r>
-      <w:r>
-        <w:rPr>
-          <w:rFonts w:ascii="Cambria Math" w:hAnsi="Cambria Math" w:cs="Cambria Math"/>
-          <w:b/>
-          <w:sz w:val="14"/>
-          <w:szCs w:val="14"/>
-          <w:shd w:val="clear" w:color="auto" w:fill="B7B7B7"/>
+          <w:rFonts w:ascii="Arial" w:eastAsia="Arial" w:hAnsi="Arial" w:cs="Arial"/>
+          <w:b/>
+          <w:color w:val="000000"/>
+          <w:sz w:val="18"/>
+          <w:highlight w:val="lightGray"/>
+        </w:rPr>
+        <w:t># Source: AI Source: Provided by: [Data Path</w:t>
+      </w:r>
+      <w:r>
+        <w:rPr>
+          <w:rFonts w:ascii="Arial" w:eastAsia="Arial" w:hAnsi="Arial" w:cs="Arial"/>
+          <w:color w:val="000000"/>
+          <w:sz w:val="18"/>
+          <w:highlight w:val="lightGray"/>
+        </w:rPr>
+        <w:t xml:space="preserve">: Persons Table -&gt; ID Column: 1, Name_En Column: Motasem Essam] -&gt; </w:t>
+      </w:r>
+      <w:r>
+        <w:rPr>
+          <w:rFonts w:ascii="Arial" w:eastAsia="Arial" w:hAnsi="Arial" w:cs="Arial"/>
+          <w:b/>
+          <w:color w:val="000000"/>
+          <w:sz w:val="18"/>
+          <w:highlight w:val="lightGray"/>
+        </w:rPr>
+        <w:t>From:</w:t>
+      </w:r>
+      <w:r>
+        <w:rPr>
+          <w:rFonts w:ascii="Arial" w:eastAsia="Arial" w:hAnsi="Arial" w:cs="Arial"/>
+          <w:color w:val="000000"/>
+          <w:sz w:val="18"/>
+          <w:highlight w:val="lightGray"/>
+        </w:rPr>
+        <w:t xml:space="preserve"> [Chatgpt (GPT</w:t>
+      </w:r>
+      <w:r>
+        <w:rPr>
+          <w:rFonts w:ascii="Arial" w:eastAsia="Arial" w:hAnsi="Arial" w:cs="Cambria Math"/>
+          <w:color w:val="000000"/>
+          <w:sz w:val="18"/>
+          <w:highlight w:val="lightGray"/>
         </w:rPr>
         <w:t>‑</w:t>
       </w:r>
       <w:r>
         <w:rPr>
-          <w:b/>
-          <w:sz w:val="14"/>
-          <w:szCs w:val="14"/>
-          <w:shd w:val="clear" w:color="auto" w:fill="B7B7B7"/>
-        </w:rPr>
-        <w:t>5 Mini) at [8/19/2025]</w:t>
+          <w:rFonts w:ascii="Arial" w:eastAsia="Arial" w:hAnsi="Arial" w:cs="Arial"/>
+          <w:color w:val="000000"/>
+          <w:sz w:val="18"/>
+          <w:highlight w:val="lightGray"/>
+        </w:rPr>
+        <w:t xml:space="preserve">5 Mini)] </w:t>
+      </w:r>
+      <w:r>
+        <w:rPr>
+          <w:rFonts w:ascii="Arial" w:eastAsia="Arial" w:hAnsi="Arial" w:cs="Arial"/>
+          <w:b/>
+          <w:color w:val="000000"/>
+          <w:sz w:val="18"/>
+          <w:highlight w:val="lightGray"/>
+        </w:rPr>
+        <w:t>on</w:t>
+      </w:r>
+      <w:r>
+        <w:rPr>
+          <w:rFonts w:ascii="Arial" w:eastAsia="Arial" w:hAnsi="Arial"/>
+          <w:sz w:val="18"/>
+          <w:highlight w:val="lightGray"/>
+        </w:rPr>
+        <w:t xml:space="preserve"> [8/19/2025]</w:t>
       </w:r>
     </w:p>
     <w:p>
@@ -262,7 +314,7 @@
           <w:ilvl w:val="0"/>
           <w:numId w:val="5"/>
         </w:numPr>
-        <w:spacing w:before="240"/>
+        <w:spacing w:before="240" w:after="0" w:line="276" w:lineRule="auto"/>
       </w:pPr>
       <w:r>
         <w:rPr>
@@ -296,6 +348,7 @@
           <w:ilvl w:val="0"/>
           <w:numId w:val="5"/>
         </w:numPr>
+        <w:spacing w:after="0" w:line="276" w:lineRule="auto"/>
       </w:pPr>
       <w:r>
         <w:rPr>
@@ -323,6 +376,7 @@
           <w:ilvl w:val="0"/>
           <w:numId w:val="5"/>
         </w:numPr>
+        <w:spacing w:after="0" w:line="276" w:lineRule="auto"/>
       </w:pPr>
       <w:r>
         <w:rPr>
@@ -356,7 +410,7 @@
           <w:ilvl w:val="0"/>
           <w:numId w:val="5"/>
         </w:numPr>
-        <w:spacing w:after="240"/>
+        <w:spacing w:after="240" w:line="276" w:lineRule="auto"/>
       </w:pPr>
       <w:r>
         <w:rPr>
@@ -406,7 +460,7 @@
           <w:ilvl w:val="0"/>
           <w:numId w:val="3"/>
         </w:numPr>
-        <w:spacing w:before="240"/>
+        <w:spacing w:before="240" w:after="0" w:line="276" w:lineRule="auto"/>
       </w:pPr>
       <w:r>
         <w:rPr>
@@ -434,6 +488,7 @@
           <w:ilvl w:val="0"/>
           <w:numId w:val="3"/>
         </w:numPr>
+        <w:spacing w:after="0" w:line="276" w:lineRule="auto"/>
       </w:pPr>
       <w:r>
         <w:rPr>
@@ -461,17 +516,16 @@
           <w:ilvl w:val="0"/>
           <w:numId w:val="3"/>
         </w:numPr>
-        <w:spacing w:after="240"/>
-        <w:rPr>
-          <w:rFonts w:ascii="Roboto Mono" w:eastAsia="Roboto Mono" w:hAnsi="Roboto Mono" w:cs="Roboto Mono"/>
-        </w:rPr>
-      </w:pPr>
-      <w:r>
-        <w:rPr>
-          <w:rFonts w:ascii="Roboto Mono" w:eastAsia="Roboto Mono" w:hAnsi="Roboto Mono" w:cs="Roboto Mono"/>
-          <w:b/>
-        </w:rPr>
-        <w:lastRenderedPageBreak/>
+        <w:spacing w:after="240" w:line="276" w:lineRule="auto"/>
+        <w:rPr>
+          <w:rFonts w:ascii="Roboto Mono" w:eastAsia="Roboto Mono" w:hAnsi="Roboto Mono" w:cs="Roboto Mono"/>
+        </w:rPr>
+      </w:pPr>
+      <w:r>
+        <w:rPr>
+          <w:rFonts w:ascii="Roboto Mono" w:eastAsia="Roboto Mono" w:hAnsi="Roboto Mono" w:cs="Roboto Mono"/>
+          <w:b/>
+        </w:rPr>
         <w:t>TestComplete</w:t>
       </w:r>
       <w:r>
@@ -484,7 +538,7 @@
     </w:p>
     <w:p>
       <w:r>
-        <w:pict w14:anchorId="6AF0DE7E">
+        <w:pict w14:anchorId="3BEB3937">
           <v:rect id="_x0000_i1026" style="width:0;height:1.5pt" o:hralign="center" o:hrstd="t" o:hr="t" fillcolor="#a0a0a0" stroked="f"/>
         </w:pict>
       </w:r>
@@ -508,51 +562,77 @@
       </w:pPr>
       <w:r>
         <w:rPr>
-          <w:b/>
-          <w:shd w:val="clear" w:color="auto" w:fill="B7B7B7"/>
-        </w:rPr>
-        <w:t># Source</w:t>
-      </w:r>
-      <w:r>
-        <w:rPr>
-          <w:shd w:val="clear" w:color="auto" w:fill="B7B7B7"/>
-        </w:rPr>
-        <w:t xml:space="preserve">: </w:t>
-      </w:r>
-      <w:r>
-        <w:rPr>
-          <w:b/>
-          <w:shd w:val="clear" w:color="auto" w:fill="B7B7B7"/>
-        </w:rPr>
-        <w:t xml:space="preserve">Chatgpt </w:t>
-      </w:r>
-      <w:r>
-        <w:rPr>
-          <w:b/>
-          <w:sz w:val="14"/>
-          <w:szCs w:val="14"/>
-          <w:shd w:val="clear" w:color="auto" w:fill="B7B7B7"/>
-        </w:rPr>
-        <w:t>(GPT</w:t>
-      </w:r>
-      <w:r>
-        <w:rPr>
-          <w:rFonts w:ascii="Cambria Math" w:hAnsi="Cambria Math" w:cs="Cambria Math"/>
-          <w:b/>
-          <w:sz w:val="14"/>
-          <w:szCs w:val="14"/>
-          <w:shd w:val="clear" w:color="auto" w:fill="B7B7B7"/>
+          <w:rFonts w:ascii="Arial" w:eastAsia="Arial" w:hAnsi="Arial" w:cs="Arial"/>
+          <w:b/>
+          <w:color w:val="000000"/>
+          <w:sz w:val="18"/>
+          <w:highlight w:val="lightGray"/>
+        </w:rPr>
+        <w:t># Source: AI Source: Provided by: [Data Path</w:t>
+      </w:r>
+      <w:r>
+        <w:rPr>
+          <w:rFonts w:ascii="Arial" w:eastAsia="Arial" w:hAnsi="Arial" w:cs="Arial"/>
+          <w:color w:val="000000"/>
+          <w:sz w:val="18"/>
+          <w:highlight w:val="lightGray"/>
+        </w:rPr>
+        <w:t xml:space="preserve">: Persons Table -&gt; ID Column: 1, Name_En Column: Motasem Essam] -&gt; </w:t>
+      </w:r>
+      <w:r>
+        <w:rPr>
+          <w:rFonts w:ascii="Arial" w:eastAsia="Arial" w:hAnsi="Arial" w:cs="Arial"/>
+          <w:b/>
+          <w:color w:val="000000"/>
+          <w:sz w:val="18"/>
+          <w:highlight w:val="lightGray"/>
+        </w:rPr>
+        <w:t>From:</w:t>
+      </w:r>
+      <w:r>
+        <w:rPr>
+          <w:rFonts w:ascii="Arial" w:eastAsia="Arial" w:hAnsi="Arial" w:cs="Arial"/>
+          <w:color w:val="000000"/>
+          <w:sz w:val="18"/>
+          <w:highlight w:val="lightGray"/>
+        </w:rPr>
+        <w:t xml:space="preserve"> [Chatgpt (GPT</w:t>
+      </w:r>
+      <w:r>
+        <w:rPr>
+          <w:rFonts w:ascii="Arial" w:eastAsia="Arial" w:hAnsi="Arial" w:cs="Cambria Math"/>
+          <w:color w:val="000000"/>
+          <w:sz w:val="18"/>
+          <w:highlight w:val="lightGray"/>
         </w:rPr>
         <w:t>‑</w:t>
       </w:r>
       <w:r>
         <w:rPr>
-          <w:b/>
-          <w:sz w:val="14"/>
-          <w:szCs w:val="14"/>
-          <w:shd w:val="clear" w:color="auto" w:fill="B7B7B7"/>
-        </w:rPr>
-        <w:t>5 Mini) at [8/19/2025]</w:t>
+          <w:rFonts w:ascii="Arial" w:eastAsia="Arial" w:hAnsi="Arial" w:cs="Arial"/>
+          <w:color w:val="000000"/>
+          <w:sz w:val="18"/>
+          <w:highlight w:val="lightGray"/>
+        </w:rPr>
+        <w:t xml:space="preserve">5 Mini)] </w:t>
+      </w:r>
+      <w:r>
+        <w:rPr>
+          <w:rFonts w:ascii="Arial" w:eastAsia="Arial" w:hAnsi="Arial" w:cs="Arial"/>
+          <w:b/>
+          <w:color w:val="000000"/>
+          <w:sz w:val="18"/>
+          <w:highlight w:val="lightGray"/>
+        </w:rPr>
+        <w:t>on</w:t>
+      </w:r>
+      <w:r>
+        <w:rPr>
+          <w:rFonts w:ascii="Arial" w:eastAsia="Arial" w:hAnsi="Arial"/>
+          <w:sz w:val="18"/>
+          <w:highlight w:val="lightGray"/>
+        </w:rPr>
+        <w:t xml:space="preserve"> [8/19/2025]</w:t>
       </w:r>
     </w:p>
     <w:p>
@@ -561,7 +641,7 @@
           <w:ilvl w:val="0"/>
           <w:numId w:val="1"/>
         </w:numPr>
-        <w:spacing w:before="240"/>
+        <w:spacing w:before="240" w:after="0" w:line="276" w:lineRule="auto"/>
       </w:pPr>
       <w:r>
         <w:rPr>
@@ -589,6 +669,7 @@
           <w:ilvl w:val="0"/>
           <w:numId w:val="1"/>
         </w:numPr>
+        <w:spacing w:after="0" w:line="276" w:lineRule="auto"/>
       </w:pPr>
       <w:r>
         <w:rPr>
@@ -616,6 +697,7 @@
           <w:ilvl w:val="0"/>
           <w:numId w:val="1"/>
         </w:numPr>
+        <w:spacing w:after="0" w:line="276" w:lineRule="auto"/>
       </w:pPr>
       <w:r>
         <w:rPr>
@@ -643,7 +725,7 @@
           <w:ilvl w:val="0"/>
           <w:numId w:val="1"/>
         </w:numPr>
-        <w:spacing w:after="240"/>
+        <w:spacing w:after="240" w:line="276" w:lineRule="auto"/>
       </w:pPr>
       <w:r>
         <w:rPr>
@@ -667,7 +749,7 @@
     </w:p>
     <w:p>
       <w:r>
-        <w:pict w14:anchorId="35948218">
+        <w:pict w14:anchorId="49FECB65">
           <v:rect id="_x0000_i1027" style="width:0;height:1.5pt" o:hralign="center" o:hrstd="t" o:hr="t" fillcolor="#a0a0a0" stroked="f"/>
         </w:pict>
       </w:r>
@@ -691,51 +773,77 @@
       </w:pPr>
       <w:r>
         <w:rPr>
-          <w:b/>
-          <w:shd w:val="clear" w:color="auto" w:fill="B7B7B7"/>
-        </w:rPr>
-        <w:t># Source</w:t>
-      </w:r>
-      <w:r>
-        <w:rPr>
-          <w:shd w:val="clear" w:color="auto" w:fill="B7B7B7"/>
-        </w:rPr>
-        <w:t xml:space="preserve">: </w:t>
-      </w:r>
-      <w:r>
-        <w:rPr>
-          <w:b/>
-          <w:shd w:val="clear" w:color="auto" w:fill="B7B7B7"/>
-        </w:rPr>
-        <w:t xml:space="preserve">Chatgpt </w:t>
-      </w:r>
-      <w:r>
-        <w:rPr>
-          <w:b/>
-          <w:sz w:val="14"/>
-          <w:szCs w:val="14"/>
-          <w:shd w:val="clear" w:color="auto" w:fill="B7B7B7"/>
-        </w:rPr>
-        <w:t>(GPT</w:t>
-      </w:r>
-      <w:r>
-        <w:rPr>
-          <w:rFonts w:ascii="Cambria Math" w:hAnsi="Cambria Math" w:cs="Cambria Math"/>
-          <w:b/>
-          <w:sz w:val="14"/>
-          <w:szCs w:val="14"/>
-          <w:shd w:val="clear" w:color="auto" w:fill="B7B7B7"/>
+          <w:rFonts w:ascii="Arial" w:eastAsia="Arial" w:hAnsi="Arial" w:cs="Arial"/>
+          <w:b/>
+          <w:color w:val="000000"/>
+          <w:sz w:val="18"/>
+          <w:highlight w:val="lightGray"/>
+        </w:rPr>
+        <w:t># Source: AI Source: Provided by: [Data Path</w:t>
+      </w:r>
+      <w:r>
+        <w:rPr>
+          <w:rFonts w:ascii="Arial" w:eastAsia="Arial" w:hAnsi="Arial" w:cs="Arial"/>
+          <w:color w:val="000000"/>
+          <w:sz w:val="18"/>
+          <w:highlight w:val="lightGray"/>
+        </w:rPr>
+        <w:t xml:space="preserve">: Persons Table -&gt; ID Column: 1, Name_En Column: Motasem Essam] -&gt; </w:t>
+      </w:r>
+      <w:r>
+        <w:rPr>
+          <w:rFonts w:ascii="Arial" w:eastAsia="Arial" w:hAnsi="Arial" w:cs="Arial"/>
+          <w:b/>
+          <w:color w:val="000000"/>
+          <w:sz w:val="18"/>
+          <w:highlight w:val="lightGray"/>
+        </w:rPr>
+        <w:t>From:</w:t>
+      </w:r>
+      <w:r>
+        <w:rPr>
+          <w:rFonts w:ascii="Arial" w:eastAsia="Arial" w:hAnsi="Arial" w:cs="Arial"/>
+          <w:color w:val="000000"/>
+          <w:sz w:val="18"/>
+          <w:highlight w:val="lightGray"/>
+        </w:rPr>
+        <w:t xml:space="preserve"> [Chatgpt (GPT</w:t>
+      </w:r>
+      <w:r>
+        <w:rPr>
+          <w:rFonts w:ascii="Arial" w:eastAsia="Arial" w:hAnsi="Arial" w:cs="Cambria Math"/>
+          <w:color w:val="000000"/>
+          <w:sz w:val="18"/>
+          <w:highlight w:val="lightGray"/>
         </w:rPr>
         <w:t>‑</w:t>
       </w:r>
       <w:r>
         <w:rPr>
-          <w:b/>
-          <w:sz w:val="14"/>
-          <w:szCs w:val="14"/>
-          <w:shd w:val="clear" w:color="auto" w:fill="B7B7B7"/>
-        </w:rPr>
-        <w:t>5 Mini) at [8/19/2025]</w:t>
+          <w:rFonts w:ascii="Arial" w:eastAsia="Arial" w:hAnsi="Arial" w:cs="Arial"/>
+          <w:color w:val="000000"/>
+          <w:sz w:val="18"/>
+          <w:highlight w:val="lightGray"/>
+        </w:rPr>
+        <w:t xml:space="preserve">5 Mini)] </w:t>
+      </w:r>
+      <w:r>
+        <w:rPr>
+          <w:rFonts w:ascii="Arial" w:eastAsia="Arial" w:hAnsi="Arial" w:cs="Arial"/>
+          <w:b/>
+          <w:color w:val="000000"/>
+          <w:sz w:val="18"/>
+          <w:highlight w:val="lightGray"/>
+        </w:rPr>
+        <w:t>on</w:t>
+      </w:r>
+      <w:r>
+        <w:rPr>
+          <w:rFonts w:ascii="Arial" w:eastAsia="Arial" w:hAnsi="Arial"/>
+          <w:sz w:val="18"/>
+          <w:highlight w:val="lightGray"/>
+        </w:rPr>
+        <w:t xml:space="preserve"> [8/19/2025]</w:t>
       </w:r>
     </w:p>
     <w:p>
@@ -744,7 +852,7 @@
           <w:ilvl w:val="0"/>
           <w:numId w:val="4"/>
         </w:numPr>
-        <w:spacing w:before="240"/>
+        <w:spacing w:before="240" w:after="0" w:line="276" w:lineRule="auto"/>
         <w:rPr>
           <w:rFonts w:ascii="Roboto Mono" w:eastAsia="Roboto Mono" w:hAnsi="Roboto Mono" w:cs="Roboto Mono"/>
         </w:rPr>
@@ -770,6 +878,7 @@
           <w:ilvl w:val="1"/>
           <w:numId w:val="4"/>
         </w:numPr>
+        <w:spacing w:after="0" w:line="276" w:lineRule="auto"/>
         <w:rPr>
           <w:rFonts w:ascii="Roboto Mono" w:eastAsia="Roboto Mono" w:hAnsi="Roboto Mono" w:cs="Roboto Mono"/>
         </w:rPr>
@@ -793,6 +902,7 @@
           <w:ilvl w:val="0"/>
           <w:numId w:val="4"/>
         </w:numPr>
+        <w:spacing w:after="0" w:line="276" w:lineRule="auto"/>
         <w:rPr>
           <w:rFonts w:ascii="Roboto Mono" w:eastAsia="Roboto Mono" w:hAnsi="Roboto Mono" w:cs="Roboto Mono"/>
         </w:rPr>
@@ -818,6 +928,7 @@
           <w:ilvl w:val="1"/>
           <w:numId w:val="4"/>
         </w:numPr>
+        <w:spacing w:after="0" w:line="276" w:lineRule="auto"/>
         <w:rPr>
           <w:rFonts w:ascii="Roboto Mono" w:eastAsia="Roboto Mono" w:hAnsi="Roboto Mono" w:cs="Roboto Mono"/>
         </w:rPr>
@@ -841,6 +952,7 @@
           <w:ilvl w:val="0"/>
           <w:numId w:val="4"/>
         </w:numPr>
+        <w:spacing w:after="0" w:line="276" w:lineRule="auto"/>
         <w:rPr>
           <w:rFonts w:ascii="Roboto Mono" w:eastAsia="Roboto Mono" w:hAnsi="Roboto Mono" w:cs="Roboto Mono"/>
         </w:rPr>
@@ -866,6 +978,7 @@
           <w:ilvl w:val="1"/>
           <w:numId w:val="4"/>
         </w:numPr>
+        <w:spacing w:after="0" w:line="276" w:lineRule="auto"/>
         <w:rPr>
           <w:rFonts w:ascii="Roboto Mono" w:eastAsia="Roboto Mono" w:hAnsi="Roboto Mono" w:cs="Roboto Mono"/>
         </w:rPr>
@@ -889,16 +1002,16 @@
           <w:ilvl w:val="0"/>
           <w:numId w:val="4"/>
         </w:numPr>
-        <w:rPr>
-          <w:rFonts w:ascii="Roboto Mono" w:eastAsia="Roboto Mono" w:hAnsi="Roboto Mono" w:cs="Roboto Mono"/>
-        </w:rPr>
-      </w:pPr>
-      <w:r>
-        <w:rPr>
-          <w:rFonts w:ascii="Roboto Mono" w:eastAsia="Roboto Mono" w:hAnsi="Roboto Mono" w:cs="Roboto Mono"/>
-          <w:b/>
-        </w:rPr>
-        <w:lastRenderedPageBreak/>
+        <w:spacing w:after="0" w:line="276" w:lineRule="auto"/>
+        <w:rPr>
+          <w:rFonts w:ascii="Roboto Mono" w:eastAsia="Roboto Mono" w:hAnsi="Roboto Mono" w:cs="Roboto Mono"/>
+        </w:rPr>
+      </w:pPr>
+      <w:r>
+        <w:rPr>
+          <w:rFonts w:ascii="Roboto Mono" w:eastAsia="Roboto Mono" w:hAnsi="Roboto Mono" w:cs="Roboto Mono"/>
+          <w:b/>
+        </w:rPr>
         <w:t>Scalable for large projects</w:t>
       </w:r>
       <w:r>
@@ -915,7 +1028,7 @@
           <w:ilvl w:val="1"/>
           <w:numId w:val="4"/>
         </w:numPr>
-        <w:spacing w:after="240"/>
+        <w:spacing w:after="240" w:line="276" w:lineRule="auto"/>
       </w:pPr>
       <w:r>
         <w:rPr>
@@ -929,7 +1042,7 @@
     </w:p>
     <w:p>
       <w:r>
-        <w:pict w14:anchorId="1D4FADC2">
+        <w:pict w14:anchorId="4ECDC86B">
           <v:rect id="_x0000_i1028" style="width:0;height:1.5pt" o:hralign="center" o:hrstd="t" o:hr="t" fillcolor="#a0a0a0" stroked="f"/>
         </w:pict>
       </w:r>
@@ -953,51 +1066,77 @@
       </w:pPr>
       <w:r>
         <w:rPr>
-          <w:b/>
-          <w:shd w:val="clear" w:color="auto" w:fill="B7B7B7"/>
-        </w:rPr>
-        <w:t># Source</w:t>
-      </w:r>
-      <w:r>
-        <w:rPr>
-          <w:shd w:val="clear" w:color="auto" w:fill="B7B7B7"/>
-        </w:rPr>
-        <w:t xml:space="preserve">: </w:t>
-      </w:r>
-      <w:r>
-        <w:rPr>
-          <w:b/>
-          <w:shd w:val="clear" w:color="auto" w:fill="B7B7B7"/>
-        </w:rPr>
-        <w:t xml:space="preserve">Chatgpt </w:t>
-      </w:r>
-      <w:r>
-        <w:rPr>
-          <w:b/>
-          <w:sz w:val="14"/>
-          <w:szCs w:val="14"/>
-          <w:shd w:val="clear" w:color="auto" w:fill="B7B7B7"/>
-        </w:rPr>
-        <w:t>(GPT</w:t>
-      </w:r>
-      <w:r>
-        <w:rPr>
-          <w:rFonts w:ascii="Cambria Math" w:hAnsi="Cambria Math" w:cs="Cambria Math"/>
-          <w:b/>
-          <w:sz w:val="14"/>
-          <w:szCs w:val="14"/>
-          <w:shd w:val="clear" w:color="auto" w:fill="B7B7B7"/>
+          <w:rFonts w:ascii="Arial" w:eastAsia="Arial" w:hAnsi="Arial" w:cs="Arial"/>
+          <w:b/>
+          <w:color w:val="000000"/>
+          <w:sz w:val="18"/>
+          <w:highlight w:val="lightGray"/>
+        </w:rPr>
+        <w:t># Source: AI Source: Provided by: [Data Path</w:t>
+      </w:r>
+      <w:r>
+        <w:rPr>
+          <w:rFonts w:ascii="Arial" w:eastAsia="Arial" w:hAnsi="Arial" w:cs="Arial"/>
+          <w:color w:val="000000"/>
+          <w:sz w:val="18"/>
+          <w:highlight w:val="lightGray"/>
+        </w:rPr>
+        <w:t xml:space="preserve">: Persons Table -&gt; ID Column: 1, Name_En Column: Motasem Essam] -&gt; </w:t>
+      </w:r>
+      <w:r>
+        <w:rPr>
+          <w:rFonts w:ascii="Arial" w:eastAsia="Arial" w:hAnsi="Arial" w:cs="Arial"/>
+          <w:b/>
+          <w:color w:val="000000"/>
+          <w:sz w:val="18"/>
+          <w:highlight w:val="lightGray"/>
+        </w:rPr>
+        <w:t>From:</w:t>
+      </w:r>
+      <w:r>
+        <w:rPr>
+          <w:rFonts w:ascii="Arial" w:eastAsia="Arial" w:hAnsi="Arial" w:cs="Arial"/>
+          <w:color w:val="000000"/>
+          <w:sz w:val="18"/>
+          <w:highlight w:val="lightGray"/>
+        </w:rPr>
+        <w:t xml:space="preserve"> [Chatgpt (GPT</w:t>
+      </w:r>
+      <w:r>
+        <w:rPr>
+          <w:rFonts w:ascii="Arial" w:eastAsia="Arial" w:hAnsi="Arial" w:cs="Cambria Math"/>
+          <w:color w:val="000000"/>
+          <w:sz w:val="18"/>
+          <w:highlight w:val="lightGray"/>
         </w:rPr>
         <w:t>‑</w:t>
       </w:r>
       <w:r>
         <w:rPr>
-          <w:b/>
-          <w:sz w:val="14"/>
-          <w:szCs w:val="14"/>
-          <w:shd w:val="clear" w:color="auto" w:fill="B7B7B7"/>
-        </w:rPr>
-        <w:t>5 Mini) at [8/19/2025]</w:t>
+          <w:rFonts w:ascii="Arial" w:eastAsia="Arial" w:hAnsi="Arial" w:cs="Arial"/>
+          <w:color w:val="000000"/>
+          <w:sz w:val="18"/>
+          <w:highlight w:val="lightGray"/>
+        </w:rPr>
+        <w:t xml:space="preserve">5 Mini)] </w:t>
+      </w:r>
+      <w:r>
+        <w:rPr>
+          <w:rFonts w:ascii="Arial" w:eastAsia="Arial" w:hAnsi="Arial" w:cs="Arial"/>
+          <w:b/>
+          <w:color w:val="000000"/>
+          <w:sz w:val="18"/>
+          <w:highlight w:val="lightGray"/>
+        </w:rPr>
+        <w:t>on</w:t>
+      </w:r>
+      <w:r>
+        <w:rPr>
+          <w:rFonts w:ascii="Arial" w:eastAsia="Arial" w:hAnsi="Arial"/>
+          <w:sz w:val="18"/>
+          <w:highlight w:val="lightGray"/>
+        </w:rPr>
+        <w:t xml:space="preserve"> [8/19/2025]</w:t>
       </w:r>
     </w:p>
     <w:p>
@@ -1006,7 +1145,7 @@
           <w:ilvl w:val="0"/>
           <w:numId w:val="2"/>
         </w:numPr>
-        <w:spacing w:before="240"/>
+        <w:spacing w:before="240" w:after="0" w:line="276" w:lineRule="auto"/>
         <w:rPr>
           <w:rFonts w:ascii="Roboto Mono" w:eastAsia="Roboto Mono" w:hAnsi="Roboto Mono" w:cs="Roboto Mono"/>
         </w:rPr>
@@ -1032,6 +1171,7 @@
           <w:ilvl w:val="1"/>
           <w:numId w:val="2"/>
         </w:numPr>
+        <w:spacing w:after="0" w:line="276" w:lineRule="auto"/>
         <w:rPr>
           <w:rFonts w:ascii="Roboto Mono" w:eastAsia="Roboto Mono" w:hAnsi="Roboto Mono" w:cs="Roboto Mono"/>
         </w:rPr>
@@ -1055,6 +1195,7 @@
           <w:ilvl w:val="0"/>
           <w:numId w:val="2"/>
         </w:numPr>
+        <w:spacing w:after="0" w:line="276" w:lineRule="auto"/>
         <w:rPr>
           <w:rFonts w:ascii="Roboto Mono" w:eastAsia="Roboto Mono" w:hAnsi="Roboto Mono" w:cs="Roboto Mono"/>
         </w:rPr>
@@ -1080,6 +1221,7 @@
           <w:ilvl w:val="1"/>
           <w:numId w:val="2"/>
         </w:numPr>
+        <w:spacing w:after="0" w:line="276" w:lineRule="auto"/>
         <w:rPr>
           <w:rFonts w:ascii="Roboto Mono" w:eastAsia="Roboto Mono" w:hAnsi="Roboto Mono" w:cs="Roboto Mono"/>
         </w:rPr>
@@ -1103,6 +1245,7 @@
           <w:ilvl w:val="0"/>
           <w:numId w:val="2"/>
         </w:numPr>
+        <w:spacing w:after="0" w:line="276" w:lineRule="auto"/>
         <w:rPr>
           <w:rFonts w:ascii="Roboto Mono" w:eastAsia="Roboto Mono" w:hAnsi="Roboto Mono" w:cs="Roboto Mono"/>
         </w:rPr>
@@ -1128,7 +1271,7 @@
           <w:ilvl w:val="1"/>
           <w:numId w:val="2"/>
         </w:numPr>
-        <w:spacing w:after="240"/>
+        <w:spacing w:after="240" w:line="276" w:lineRule="auto"/>
         <w:rPr>
           <w:rFonts w:ascii="Roboto Mono" w:eastAsia="Roboto Mono" w:hAnsi="Roboto Mono" w:cs="Roboto Mono"/>
         </w:rPr>
@@ -1148,7 +1291,7 @@
     </w:p>
     <w:p>
       <w:r>
-        <w:pict w14:anchorId="14C9B98E">
+        <w:pict w14:anchorId="478E8BD5">
           <v:rect id="_x0000_i1029" style="width:0;height:1.5pt" o:hralign="center" o:hrstd="t" o:hr="t" fillcolor="#a0a0a0" stroked="f"/>
         </w:pict>
       </w:r>
@@ -1228,18 +1371,19 @@
     </w:p>
     <w:p>
       <w:r>
-        <w:pict w14:anchorId="19E03A68">
+        <w:pict w14:anchorId="429757D9">
           <v:rect id="_x0000_i1030" style="width:0;height:1.5pt" o:hralign="center" o:hrstd="t" o:hr="t" fillcolor="#a0a0a0" stroked="f"/>
         </w:pict>
       </w:r>
     </w:p>
+    <w:p/>
     <w:p/>
     <w:p/>
     <w:sectPr>
       <w:pgSz w:w="12240" w:h="15840"/>
       <w:pgMar w:top="1440" w:right="1440" w:bottom="1440" w:left="1440" w:header="720" w:footer="720" w:gutter="0"/>
-      <w:pgNumType w:start="1"/>
       <w:cols w:space="720"/>
+      <w:docGrid w:linePitch="360"/>
     </w:sectPr>
   </w:body>
 </w:document>
@@ -2230,18 +2374,6 @@
   <w:style w:type="paragraph" w:default="1" w:styleId="Normal">
     <w:name w:val="Normal"/>
     <w:qFormat/>
-    <w:rsid w:val="000C2796"/>
-    <w:pPr>
-      <w:spacing w:after="0" w:line="276" w:lineRule="auto"/>
-    </w:pPr>
-    <w:rPr>
-      <w:rFonts w:ascii="Arial" w:eastAsia="Arial" w:hAnsi="Arial" w:cs="Arial"/>
-      <w:kern w:val="0"/>
-      <w:sz w:val="22"/>
-      <w:szCs w:val="22"/>
-      <w:lang w:val="en"/>
-      <w14:ligatures w14:val="none"/>
-    </w:rPr>
   </w:style>
   <w:style w:type="paragraph" w:styleId="Heading1">
     <w:name w:val="heading 1"/>
@@ -2250,7 +2382,7 @@
     <w:link w:val="Heading1Char"/>
     <w:uiPriority w:val="9"/>
     <w:qFormat/>
-    <w:rsid w:val="0016686B"/>
+    <w:rsid w:val="000E3ACC"/>
     <w:pPr>
       <w:keepNext/>
       <w:keepLines/>
@@ -2272,7 +2404,7 @@
     <w:uiPriority w:val="9"/>
     <w:unhideWhenUsed/>
     <w:qFormat/>
-    <w:rsid w:val="0016686B"/>
+    <w:rsid w:val="000E3ACC"/>
     <w:pPr>
       <w:keepNext/>
       <w:keepLines/>
@@ -2295,7 +2427,7 @@
     <w:semiHidden/>
     <w:unhideWhenUsed/>
     <w:qFormat/>
-    <w:rsid w:val="0016686B"/>
+    <w:rsid w:val="000E3ACC"/>
     <w:pPr>
       <w:keepNext/>
       <w:keepLines/>
@@ -2318,7 +2450,7 @@
     <w:semiHidden/>
     <w:unhideWhenUsed/>
     <w:qFormat/>
-    <w:rsid w:val="0016686B"/>
+    <w:rsid w:val="000E3ACC"/>
     <w:pPr>
       <w:keepNext/>
       <w:keepLines/>
@@ -2341,7 +2473,7 @@
     <w:semiHidden/>
     <w:unhideWhenUsed/>
     <w:qFormat/>
-    <w:rsid w:val="0016686B"/>
+    <w:rsid w:val="000E3ACC"/>
     <w:pPr>
       <w:keepNext/>
       <w:keepLines/>
@@ -2362,11 +2494,11 @@
     <w:semiHidden/>
     <w:unhideWhenUsed/>
     <w:qFormat/>
-    <w:rsid w:val="0016686B"/>
+    <w:rsid w:val="000E3ACC"/>
     <w:pPr>
       <w:keepNext/>
       <w:keepLines/>
-      <w:spacing w:before="40"/>
+      <w:spacing w:before="40" w:after="0"/>
       <w:outlineLvl w:val="5"/>
     </w:pPr>
     <w:rPr>
@@ -2385,11 +2517,11 @@
     <w:semiHidden/>
     <w:unhideWhenUsed/>
     <w:qFormat/>
-    <w:rsid w:val="0016686B"/>
+    <w:rsid w:val="000E3ACC"/>
     <w:pPr>
       <w:keepNext/>
       <w:keepLines/>
-      <w:spacing w:before="40"/>
+      <w:spacing w:before="40" w:after="0"/>
       <w:outlineLvl w:val="6"/>
     </w:pPr>
     <w:rPr>
@@ -2406,10 +2538,11 @@
     <w:semiHidden/>
     <w:unhideWhenUsed/>
     <w:qFormat/>
-    <w:rsid w:val="0016686B"/>
+    <w:rsid w:val="000E3ACC"/>
     <w:pPr>
       <w:keepNext/>
       <w:keepLines/>
+      <w:spacing w:after="0"/>
       <w:outlineLvl w:val="7"/>
     </w:pPr>
     <w:rPr>
@@ -2428,10 +2561,11 @@
     <w:semiHidden/>
     <w:unhideWhenUsed/>
     <w:qFormat/>
-    <w:rsid w:val="0016686B"/>
+    <w:rsid w:val="000E3ACC"/>
     <w:pPr>
       <w:keepNext/>
       <w:keepLines/>
+      <w:spacing w:after="0"/>
       <w:outlineLvl w:val="8"/>
     </w:pPr>
     <w:rPr>
@@ -2471,7 +2605,7 @@
     <w:basedOn w:val="DefaultParagraphFont"/>
     <w:link w:val="Heading1"/>
     <w:uiPriority w:val="9"/>
-    <w:rsid w:val="0016686B"/>
+    <w:rsid w:val="000E3ACC"/>
     <w:rPr>
       <w:rFonts w:asciiTheme="majorHAnsi" w:eastAsiaTheme="majorEastAsia" w:hAnsiTheme="majorHAnsi" w:cstheme="majorBidi"/>
       <w:color w:val="2F5496" w:themeColor="accent1" w:themeShade="BF"/>
@@ -2484,7 +2618,7 @@
     <w:basedOn w:val="DefaultParagraphFont"/>
     <w:link w:val="Heading2"/>
     <w:uiPriority w:val="9"/>
-    <w:rsid w:val="0016686B"/>
+    <w:rsid w:val="000E3ACC"/>
     <w:rPr>
       <w:rFonts w:asciiTheme="majorHAnsi" w:eastAsiaTheme="majorEastAsia" w:hAnsiTheme="majorHAnsi" w:cstheme="majorBidi"/>
       <w:color w:val="2F5496" w:themeColor="accent1" w:themeShade="BF"/>
@@ -2498,7 +2632,7 @@
     <w:link w:val="Heading3"/>
     <w:uiPriority w:val="9"/>
     <w:semiHidden/>
-    <w:rsid w:val="0016686B"/>
+    <w:rsid w:val="000E3ACC"/>
     <w:rPr>
       <w:rFonts w:eastAsiaTheme="majorEastAsia" w:cstheme="majorBidi"/>
       <w:color w:val="2F5496" w:themeColor="accent1" w:themeShade="BF"/>
@@ -2512,7 +2646,7 @@
     <w:link w:val="Heading4"/>
     <w:uiPriority w:val="9"/>
     <w:semiHidden/>
-    <w:rsid w:val="0016686B"/>
+    <w:rsid w:val="000E3ACC"/>
     <w:rPr>
       <w:rFonts w:eastAsiaTheme="majorEastAsia" w:cstheme="majorBidi"/>
       <w:i/>
@@ -2526,7 +2660,7 @@
     <w:link w:val="Heading5"/>
     <w:uiPriority w:val="9"/>
     <w:semiHidden/>
-    <w:rsid w:val="0016686B"/>
+    <w:rsid w:val="000E3ACC"/>
     <w:rPr>
       <w:rFonts w:eastAsiaTheme="majorEastAsia" w:cstheme="majorBidi"/>
       <w:color w:val="2F5496" w:themeColor="accent1" w:themeShade="BF"/>
@@ -2538,7 +2672,7 @@
     <w:link w:val="Heading6"/>
     <w:uiPriority w:val="9"/>
     <w:semiHidden/>
-    <w:rsid w:val="0016686B"/>
+    <w:rsid w:val="000E3ACC"/>
     <w:rPr>
       <w:rFonts w:eastAsiaTheme="majorEastAsia" w:cstheme="majorBidi"/>
       <w:i/>
@@ -2552,7 +2686,7 @@
     <w:link w:val="Heading7"/>
     <w:uiPriority w:val="9"/>
     <w:semiHidden/>
-    <w:rsid w:val="0016686B"/>
+    <w:rsid w:val="000E3ACC"/>
     <w:rPr>
       <w:rFonts w:eastAsiaTheme="majorEastAsia" w:cstheme="majorBidi"/>
       <w:color w:val="595959" w:themeColor="text1" w:themeTint="A6"/>
@@ -2564,7 +2698,7 @@
     <w:link w:val="Heading8"/>
     <w:uiPriority w:val="9"/>
     <w:semiHidden/>
-    <w:rsid w:val="0016686B"/>
+    <w:rsid w:val="000E3ACC"/>
     <w:rPr>
       <w:rFonts w:eastAsiaTheme="majorEastAsia" w:cstheme="majorBidi"/>
       <w:i/>
@@ -2578,7 +2712,7 @@
     <w:link w:val="Heading9"/>
     <w:uiPriority w:val="9"/>
     <w:semiHidden/>
-    <w:rsid w:val="0016686B"/>
+    <w:rsid w:val="000E3ACC"/>
     <w:rPr>
       <w:rFonts w:eastAsiaTheme="majorEastAsia" w:cstheme="majorBidi"/>
       <w:color w:val="272727" w:themeColor="text1" w:themeTint="D8"/>
@@ -2591,7 +2725,7 @@
     <w:link w:val="TitleChar"/>
     <w:uiPriority w:val="10"/>
     <w:qFormat/>
-    <w:rsid w:val="0016686B"/>
+    <w:rsid w:val="000E3ACC"/>
     <w:pPr>
       <w:spacing w:after="80" w:line="240" w:lineRule="auto"/>
       <w:contextualSpacing/>
@@ -2609,7 +2743,7 @@
     <w:basedOn w:val="DefaultParagraphFont"/>
     <w:link w:val="Title"/>
     <w:uiPriority w:val="10"/>
-    <w:rsid w:val="0016686B"/>
+    <w:rsid w:val="000E3ACC"/>
     <w:rPr>
       <w:rFonts w:asciiTheme="majorHAnsi" w:eastAsiaTheme="majorEastAsia" w:hAnsiTheme="majorHAnsi" w:cstheme="majorBidi"/>
       <w:spacing w:val="-10"/>
@@ -2625,7 +2759,7 @@
     <w:link w:val="SubtitleChar"/>
     <w:uiPriority w:val="11"/>
     <w:qFormat/>
-    <w:rsid w:val="0016686B"/>
+    <w:rsid w:val="000E3ACC"/>
     <w:pPr>
       <w:numPr>
         <w:ilvl w:val="1"/>
@@ -2644,7 +2778,7 @@
     <w:basedOn w:val="DefaultParagraphFont"/>
     <w:link w:val="Subtitle"/>
     <w:uiPriority w:val="11"/>
-    <w:rsid w:val="0016686B"/>
+    <w:rsid w:val="000E3ACC"/>
     <w:rPr>
       <w:rFonts w:eastAsiaTheme="majorEastAsia" w:cstheme="majorBidi"/>
       <w:color w:val="595959" w:themeColor="text1" w:themeTint="A6"/>
@@ -2660,7 +2794,7 @@
     <w:link w:val="QuoteChar"/>
     <w:uiPriority w:val="29"/>
     <w:qFormat/>
-    <w:rsid w:val="0016686B"/>
+    <w:rsid w:val="000E3ACC"/>
     <w:pPr>
       <w:spacing w:before="160"/>
       <w:jc w:val="center"/>
@@ -2676,7 +2810,7 @@
     <w:basedOn w:val="DefaultParagraphFont"/>
     <w:link w:val="Quote"/>
     <w:uiPriority w:val="29"/>
-    <w:rsid w:val="0016686B"/>
+    <w:rsid w:val="000E3ACC"/>
     <w:rPr>
       <w:i/>
       <w:iCs/>
@@ -2688,7 +2822,7 @@
     <w:basedOn w:val="Normal"/>
     <w:uiPriority w:val="34"/>
     <w:qFormat/>
-    <w:rsid w:val="0016686B"/>
+    <w:rsid w:val="000E3ACC"/>
     <w:pPr>
       <w:ind w:left="720"/>
       <w:contextualSpacing/>
@@ -2699,7 +2833,7 @@
     <w:basedOn w:val="DefaultParagraphFont"/>
     <w:uiPriority w:val="21"/>
     <w:qFormat/>
-    <w:rsid w:val="0016686B"/>
+    <w:rsid w:val="000E3ACC"/>
     <w:rPr>
       <w:i/>
       <w:iCs/>
@@ -2713,7 +2847,7 @@
     <w:link w:val="IntenseQuoteChar"/>
     <w:uiPriority w:val="30"/>
     <w:qFormat/>
-    <w:rsid w:val="0016686B"/>
+    <w:rsid w:val="000E3ACC"/>
     <w:pPr>
       <w:pBdr>
         <w:top w:val="single" w:sz="4" w:space="10" w:color="2F5496" w:themeColor="accent1" w:themeShade="BF"/>
@@ -2734,7 +2868,7 @@
     <w:basedOn w:val="DefaultParagraphFont"/>
     <w:link w:val="IntenseQuote"/>
     <w:uiPriority w:val="30"/>
-    <w:rsid w:val="0016686B"/>
+    <w:rsid w:val="000E3ACC"/>
     <w:rPr>
       <w:i/>
       <w:iCs/>
@@ -2746,7 +2880,7 @@
     <w:basedOn w:val="DefaultParagraphFont"/>
     <w:uiPriority w:val="32"/>
     <w:qFormat/>
-    <w:rsid w:val="0016686B"/>
+    <w:rsid w:val="000E3ACC"/>
     <w:rPr>
       <w:b/>
       <w:bCs/>
